--- a/docs/english-animated/build/a11-unit03/EnglishAnimated_A11_Unit03.docx
+++ b/docs/english-animated/build/a11-unit03/EnglishAnimated_A11_Unit03.docx
@@ -915,13 +915,13 @@
       </w:r>
     </w:p>
     <w:bookmarkEnd w:id="35"/>
-    <w:bookmarkStart w:id="36" w:name="X0ed7b0fba9e29d5fd55b7ed0e13d87b1e65fb0c"/>
+    <w:bookmarkStart w:id="36" w:name="X88a790db819c8c00fc3e7e52a28b18adc3358ef"/>
     <w:p>
       <w:pPr>
         <w:pStyle w:val="Heading3"/>
       </w:pPr>
       <w:r>
-        <w:t xml:space="preserve">1C · Sort — a thing, or a thing you do?</w:t>
+        <w:t xml:space="preserve">1C · Sort — where does it live?</w:t>
       </w:r>
     </w:p>
     <w:p>
@@ -939,7 +939,7 @@
           <w:bCs/>
           <w:b/>
         </w:rPr>
-        <w:t xml:space="preserve">One of them can go in both. Which, and why?</w:t>
+        <w:t xml:space="preserve">Two of them are not things at all. Which two?</w:t>
       </w:r>
     </w:p>
     <w:p>
@@ -947,7 +947,13 @@
         <w:pStyle w:val="BlockText"/>
       </w:pPr>
       <w:r>
-        <w:t xml:space="preserve">photo · message · video · online · app · screen · camera · notification · map · internet</w:t>
+        <w:t xml:space="preserve">internet · message · photo · notification · map · camera · screen · app · video ·</w:t>
+      </w:r>
+      <w:r>
+        <w:t xml:space="preserve"> </w:t>
+      </w:r>
+      <w:r>
+        <w:t xml:space="preserve">online</w:t>
       </w:r>
     </w:p>
     <w:tbl>
@@ -978,7 +984,7 @@
                 <w:bCs/>
                 <w:b/>
               </w:rPr>
-              <w:t xml:space="preserve">A THING</w:t>
+              <w:t xml:space="preserve">YOU CAN TOUCH IT</w:t>
             </w:r>
           </w:p>
         </w:tc>
@@ -994,7 +1000,7 @@
                 <w:bCs/>
                 <w:b/>
               </w:rPr>
-              <w:t xml:space="preserve">A THING YOU DO</w:t>
+              <w:t xml:space="preserve">IT IS ON THE SCREEN</w:t>
             </w:r>
           </w:p>
         </w:tc>
@@ -1010,7 +1016,7 @@
                 <w:bCs/>
                 <w:b/>
               </w:rPr>
-              <w:t xml:space="preserve">BOTH</w:t>
+              <w:t xml:space="preserve">NEITHER</w:t>
             </w:r>
           </w:p>
         </w:tc>
@@ -5230,7 +5236,7 @@
         <w:pStyle w:val="Compact"/>
       </w:pPr>
       <w:r>
-        <w:t xml:space="preserve">______ she take photos?</w:t>
+        <w:t xml:space="preserve">Where ______ Teresa put her phone?</w:t>
       </w:r>
     </w:p>
     <w:p>
@@ -5242,7 +5248,7 @@
         <w:pStyle w:val="Compact"/>
       </w:pPr>
       <w:r>
-        <w:t xml:space="preserve">______ they log in every day?</w:t>
+        <w:t xml:space="preserve">How often ______ he charge the battery?</w:t>
       </w:r>
     </w:p>
     <w:p>
@@ -5254,7 +5260,7 @@
         <w:pStyle w:val="Compact"/>
       </w:pPr>
       <w:r>
-        <w:t xml:space="preserve">How often ______ he charge the battery?</w:t>
+        <w:t xml:space="preserve">Which app ______ your brother open first?</w:t>
       </w:r>
     </w:p>
     <w:p>
@@ -5278,7 +5284,7 @@
         <w:pStyle w:val="Compact"/>
       </w:pPr>
       <w:r>
-        <w:t xml:space="preserve">Which app ______ your brother open first?</w:t>
+        <w:t xml:space="preserve">______ she take photos?</w:t>
       </w:r>
     </w:p>
     <w:p>
@@ -5290,7 +5296,7 @@
         <w:pStyle w:val="Compact"/>
       </w:pPr>
       <w:r>
-        <w:t xml:space="preserve">Where ______ Teresa put her phone?</w:t>
+        <w:t xml:space="preserve">______ they log in every day?</w:t>
       </w:r>
     </w:p>
     <w:p>
